--- a/11.1.docx
+++ b/11.1.docx
@@ -40,41 +40,57 @@
           <w:szCs w:val="48"/>
           <w:lang w:val="en-US"/>
         </w:rPr>
-        <w:t>ASSIGNMENT – 11.4</w:t>
-      </w:r>
-    </w:p>
-    <w:p>
-      <w:pPr>
+        <w:t>ASSIGNMENT – 11.</w:t>
+      </w:r>
+      <w:r>
         <w:rPr>
           <w:sz w:val="48"/>
           <w:szCs w:val="48"/>
           <w:lang w:val="en-US"/>
         </w:rPr>
-      </w:pPr>
-      <w:r>
+        <w:t>5</w:t>
+      </w:r>
+    </w:p>
+    <w:p>
+      <w:pPr>
         <w:rPr>
           <w:sz w:val="48"/>
           <w:szCs w:val="48"/>
           <w:lang w:val="en-US"/>
         </w:rPr>
-        <w:t>BATCH- 18</w:t>
-      </w:r>
-    </w:p>
-    <w:p>
-      <w:pPr>
+      </w:pPr>
+      <w:r>
         <w:rPr>
           <w:sz w:val="48"/>
           <w:szCs w:val="48"/>
           <w:lang w:val="en-US"/>
         </w:rPr>
-      </w:pPr>
-      <w:r>
+        <w:t>BATCH- 18</w:t>
+      </w:r>
+    </w:p>
+    <w:p>
+      <w:pPr>
         <w:rPr>
           <w:sz w:val="48"/>
           <w:szCs w:val="48"/>
           <w:lang w:val="en-US"/>
         </w:rPr>
-        <w:t>2403A51355</w:t>
+      </w:pPr>
+      <w:r>
+        <w:rPr>
+          <w:sz w:val="48"/>
+          <w:szCs w:val="48"/>
+          <w:lang w:val="en-US"/>
+        </w:rPr>
+        <w:t>2403A5</w:t>
+      </w:r>
+      <w:r>
+        <w:rPr>
+          <w:sz w:val="48"/>
+          <w:szCs w:val="48"/>
+          <w:lang w:val="en-US"/>
+        </w:rPr>
+        <w:t>3057</w:t>
       </w:r>
     </w:p>
     <w:p>
@@ -93,6 +109,7 @@
         </w:rPr>
         <w:t xml:space="preserve">Task </w:t>
       </w:r>
+      <w:proofErr w:type="gramStart"/>
       <w:r>
         <w:rPr>
           <w:b/>
@@ -102,6 +119,7 @@
         </w:rPr>
         <w:t>1:-</w:t>
       </w:r>
+      <w:proofErr w:type="gramEnd"/>
     </w:p>
     <w:p>
       <w:pPr>
